--- a/docs/proof/word-review/split_runs_Proofread.docx
+++ b/docs/proof/word-review/split_runs_Proofread.docx
@@ -30,15 +30,9 @@
         <w:rPr>
           <w:i/>
         </w:rPr>
-        <w:t xml:space="preserve"> the</w:t>
+        <w:t xml:space="preserve"> the </w:t>
       </w:r>
       <w:del w:id="3" w:author="Agmt Proof" w:date="2026-09-05T00:00:00.000Z">
-        <w:r>
-          <w:rPr>
-            <w:i/>
-          </w:rPr>
-          <w:delText xml:space="preserve"> </w:delText>
-        </w:r>
         <w:r>
           <w:delText xml:space="preserve">the</w:delText>
         </w:r>
